--- a/INCREMENTO2/Levantar el sistema web/Pasos para levantar la pagina.docx
+++ b/INCREMENTO2/Levantar el sistema web/Pasos para levantar la pagina.docx
@@ -237,17 +237,8 @@
           <w:sz w:val="22"/>
           <w:szCs w:val="22"/>
         </w:rPr>
-        <w:t xml:space="preserve">Catalina Vidal </w:t>
+        <w:t>Catalina Vidal Gallardo</w:t>
       </w:r>
-      <w:proofErr w:type="spellStart"/>
-      <w:r>
-        <w:rPr>
-          <w:sz w:val="22"/>
-          <w:szCs w:val="22"/>
-        </w:rPr>
-        <w:t>Gallardo</w:t>
-      </w:r>
-      <w:proofErr w:type="spellEnd"/>
     </w:p>
     <w:p>
       <w:pPr>
@@ -838,6 +829,7 @@
         <w:tabs>
           <w:tab w:val="left" w:pos="2085"/>
         </w:tabs>
+        <w:ind w:firstLine="0"/>
         <w:rPr>
           <w:noProof/>
         </w:rPr>
@@ -863,10 +855,10 @@
           <w:noProof/>
         </w:rPr>
         <w:drawing>
-          <wp:inline distT="0" distB="0" distL="0" distR="0" wp14:anchorId="0D68BC7A" wp14:editId="06133CEF">
-            <wp:extent cx="3848986" cy="1450034"/>
-            <wp:effectExtent l="0" t="0" r="0" b="0"/>
-            <wp:docPr id="1978709580" name="Imagen 1" descr="Interfaz de usuario gráfica, Texto, Aplicación, Chat o mensaje de texto&#10;&#10;El contenido generado por IA puede ser incorrecto."/>
+          <wp:inline distT="0" distB="0" distL="0" distR="0" wp14:anchorId="6A66D7C5" wp14:editId="0213D593">
+            <wp:extent cx="2809875" cy="981075"/>
+            <wp:effectExtent l="0" t="0" r="9525" b="9525"/>
+            <wp:docPr id="1553607569" name="Imagen 1" descr="Texto&#10;&#10;El contenido generado por IA puede ser incorrecto."/>
             <wp:cNvGraphicFramePr>
               <a:graphicFrameLocks xmlns:a="http://schemas.openxmlformats.org/drawingml/2006/main" noChangeAspect="1"/>
             </wp:cNvGraphicFramePr>
@@ -874,7 +866,7 @@
               <a:graphicData uri="http://schemas.openxmlformats.org/drawingml/2006/picture">
                 <pic:pic xmlns:pic="http://schemas.openxmlformats.org/drawingml/2006/picture">
                   <pic:nvPicPr>
-                    <pic:cNvPr id="1978709580" name="Imagen 1" descr="Interfaz de usuario gráfica, Texto, Aplicación, Chat o mensaje de texto&#10;&#10;El contenido generado por IA puede ser incorrecto."/>
+                    <pic:cNvPr id="1553607569" name="Imagen 1" descr="Texto&#10;&#10;El contenido generado por IA puede ser incorrecto."/>
                     <pic:cNvPicPr/>
                   </pic:nvPicPr>
                   <pic:blipFill>
@@ -886,7 +878,7 @@
                   <pic:spPr>
                     <a:xfrm>
                       <a:off x="0" y="0"/>
-                      <a:ext cx="3897759" cy="1468408"/>
+                      <a:ext cx="2809875" cy="981075"/>
                     </a:xfrm>
                     <a:prstGeom prst="rect">
                       <a:avLst/>
@@ -8295,12 +8287,6 @@
 </file>
 
 <file path=customXml/item1.xml><?xml version="1.0" encoding="utf-8"?>
-<go:gDocsCustomXmlDataStorage xmlns:go="http://customooxmlschemas.google.com/" xmlns:r="http://schemas.openxmlformats.org/officeDocument/2006/relationships" uri="GoogleDocsCustomDataVersion2">
-  <go:docsCustomData xmlns:go="http://customooxmlschemas.google.com/" roundtripDataSignature="AMtx7mgzDLvJQrn/s3t721qKHDOuEhpMiQ==">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</go:docsCustomData>
-</go:gDocsCustomXmlDataStorage>
-</file>
-
-<file path=customXml/item2.xml><?xml version="1.0" encoding="utf-8"?>
 <b:Sources xmlns:b="http://schemas.openxmlformats.org/officeDocument/2006/bibliography" xmlns="http://schemas.openxmlformats.org/officeDocument/2006/bibliography" SelectedStyle="\APASixthEditionOfficeOnline.xsl" StyleName="APA" Version="6">
   <b:Source>
     <b:Tag>Eug25</b:Tag>
@@ -8389,19 +8375,25 @@
 </b:Sources>
 </file>
 
+<file path=customXml/item2.xml><?xml version="1.0" encoding="utf-8"?>
+<go:gDocsCustomXmlDataStorage xmlns:go="http://customooxmlschemas.google.com/" xmlns:r="http://schemas.openxmlformats.org/officeDocument/2006/relationships" uri="GoogleDocsCustomDataVersion2">
+  <go:docsCustomData xmlns:go="http://customooxmlschemas.google.com/" roundtripDataSignature="AMtx7mgzDLvJQrn/s3t721qKHDOuEhpMiQ==">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</go:docsCustomData>
+</go:gDocsCustomXmlDataStorage>
+</file>
+
 <file path=customXml/itemProps1.xml><?xml version="1.0" encoding="utf-8"?>
+<ds:datastoreItem xmlns:ds="http://schemas.openxmlformats.org/officeDocument/2006/customXml" ds:itemID="{D7966003-8400-4354-952A-39E3FBC3C487}">
+  <ds:schemaRefs>
+    <ds:schemaRef ds:uri="http://schemas.openxmlformats.org/officeDocument/2006/bibliography"/>
+  </ds:schemaRefs>
+</ds:datastoreItem>
+</file>
+
+<file path=customXml/itemProps2.xml><?xml version="1.0" encoding="utf-8"?>
 <ds:datastoreItem xmlns:ds="http://schemas.openxmlformats.org/officeDocument/2006/customXml" ds:itemID="{11111111-1234-1234-1234-123412341234}">
   <ds:schemaRefs>
     <ds:schemaRef ds:uri="http://customooxmlschemas.google.com/"/>
     <ds:schemaRef ds:uri="http://schemas.openxmlformats.org/officeDocument/2006/relationships"/>
   </ds:schemaRefs>
 </ds:datastoreItem>
-</file>
-
-<file path=customXml/itemProps2.xml><?xml version="1.0" encoding="utf-8"?>
-<ds:datastoreItem xmlns:ds="http://schemas.openxmlformats.org/officeDocument/2006/customXml" ds:itemID="{D7966003-8400-4354-952A-39E3FBC3C487}">
-  <ds:schemaRefs>
-    <ds:schemaRef ds:uri="http://schemas.openxmlformats.org/officeDocument/2006/bibliography"/>
-  </ds:schemaRefs>
-</ds:datastoreItem>
 </file>